--- a/w15d4.docx
+++ b/w15d4.docx
@@ -1950,35 +1950,14 @@
           <w:sz w:val="32"/>
           <w:szCs w:val="32"/>
         </w:rPr>
-      </w:r>
-    </w:p>
-    <w:p>
-      <w:pPr>
-        <w:pStyle w:val="Normal"/>
-        <w:bidi w:val="0"/>
-        <w:jc w:val="start"/>
-        <w:rPr>
-          <w:b w:val="false"/>
-          <w:bCs w:val="false"/>
-          <w:sz w:val="32"/>
-          <w:szCs w:val="32"/>
-        </w:rPr>
-      </w:pPr>
-      <w:r>
-        <w:rPr>
-          <w:b w:val="false"/>
-          <w:bCs w:val="false"/>
-          <w:sz w:val="32"/>
-          <w:szCs w:val="32"/>
-        </w:rPr>
         <w:drawing>
           <wp:anchor behindDoc="0" distT="0" distB="0" distL="0" distR="0" simplePos="0" locked="0" layoutInCell="0" allowOverlap="1" relativeHeight="14">
             <wp:simplePos x="0" y="0"/>
             <wp:positionH relativeFrom="column">
-              <wp:align>center</wp:align>
+              <wp:posOffset>1749425</wp:posOffset>
             </wp:positionH>
             <wp:positionV relativeFrom="paragraph">
-              <wp:posOffset>635</wp:posOffset>
+              <wp:posOffset>94615</wp:posOffset>
             </wp:positionV>
             <wp:extent cx="1737360" cy="3771900"/>
             <wp:effectExtent l="0" t="0" r="0" b="0"/>
@@ -2019,6 +1998,1220 @@
         </w:drawing>
       </w:r>
     </w:p>
+    <w:p>
+      <w:pPr>
+        <w:pStyle w:val="Normal"/>
+        <w:bidi w:val="0"/>
+        <w:jc w:val="start"/>
+        <w:rPr>
+          <w:b w:val="false"/>
+          <w:bCs w:val="false"/>
+          <w:sz w:val="32"/>
+          <w:szCs w:val="32"/>
+        </w:rPr>
+      </w:pPr>
+      <w:r>
+        <w:rPr>
+          <w:b w:val="false"/>
+          <w:bCs w:val="false"/>
+          <w:sz w:val="32"/>
+          <w:szCs w:val="32"/>
+        </w:rPr>
+      </w:r>
+    </w:p>
+    <w:p>
+      <w:pPr>
+        <w:pStyle w:val="Normal"/>
+        <w:bidi w:val="0"/>
+        <w:jc w:val="start"/>
+        <w:rPr>
+          <w:b w:val="false"/>
+          <w:bCs w:val="false"/>
+          <w:sz w:val="32"/>
+          <w:szCs w:val="32"/>
+        </w:rPr>
+      </w:pPr>
+      <w:r>
+        <w:rPr>
+          <w:b w:val="false"/>
+          <w:bCs w:val="false"/>
+          <w:sz w:val="32"/>
+          <w:szCs w:val="32"/>
+        </w:rPr>
+      </w:r>
+    </w:p>
+    <w:p>
+      <w:pPr>
+        <w:pStyle w:val="Normal"/>
+        <w:bidi w:val="0"/>
+        <w:jc w:val="start"/>
+        <w:rPr>
+          <w:b w:val="false"/>
+          <w:bCs w:val="false"/>
+          <w:sz w:val="32"/>
+          <w:szCs w:val="32"/>
+        </w:rPr>
+      </w:pPr>
+      <w:r>
+        <w:rPr>
+          <w:b w:val="false"/>
+          <w:bCs w:val="false"/>
+          <w:sz w:val="32"/>
+          <w:szCs w:val="32"/>
+        </w:rPr>
+      </w:r>
+    </w:p>
+    <w:p>
+      <w:pPr>
+        <w:pStyle w:val="Normal"/>
+        <w:bidi w:val="0"/>
+        <w:jc w:val="start"/>
+        <w:rPr>
+          <w:b w:val="false"/>
+          <w:bCs w:val="false"/>
+          <w:sz w:val="32"/>
+          <w:szCs w:val="32"/>
+        </w:rPr>
+      </w:pPr>
+      <w:r>
+        <w:rPr>
+          <w:b w:val="false"/>
+          <w:bCs w:val="false"/>
+          <w:sz w:val="32"/>
+          <w:szCs w:val="32"/>
+        </w:rPr>
+      </w:r>
+    </w:p>
+    <w:p>
+      <w:pPr>
+        <w:pStyle w:val="Normal"/>
+        <w:bidi w:val="0"/>
+        <w:jc w:val="start"/>
+        <w:rPr>
+          <w:b w:val="false"/>
+          <w:bCs w:val="false"/>
+          <w:sz w:val="32"/>
+          <w:szCs w:val="32"/>
+        </w:rPr>
+      </w:pPr>
+      <w:r>
+        <w:rPr>
+          <w:b w:val="false"/>
+          <w:bCs w:val="false"/>
+          <w:sz w:val="32"/>
+          <w:szCs w:val="32"/>
+        </w:rPr>
+      </w:r>
+    </w:p>
+    <w:p>
+      <w:pPr>
+        <w:pStyle w:val="Normal"/>
+        <w:bidi w:val="0"/>
+        <w:jc w:val="start"/>
+        <w:rPr>
+          <w:b w:val="false"/>
+          <w:bCs w:val="false"/>
+          <w:sz w:val="32"/>
+          <w:szCs w:val="32"/>
+        </w:rPr>
+      </w:pPr>
+      <w:r>
+        <w:rPr>
+          <w:b w:val="false"/>
+          <w:bCs w:val="false"/>
+          <w:sz w:val="32"/>
+          <w:szCs w:val="32"/>
+        </w:rPr>
+      </w:r>
+    </w:p>
+    <w:p>
+      <w:pPr>
+        <w:pStyle w:val="Normal"/>
+        <w:bidi w:val="0"/>
+        <w:jc w:val="start"/>
+        <w:rPr>
+          <w:b w:val="false"/>
+          <w:bCs w:val="false"/>
+          <w:sz w:val="32"/>
+          <w:szCs w:val="32"/>
+        </w:rPr>
+      </w:pPr>
+      <w:r>
+        <w:rPr>
+          <w:b w:val="false"/>
+          <w:bCs w:val="false"/>
+          <w:sz w:val="32"/>
+          <w:szCs w:val="32"/>
+        </w:rPr>
+      </w:r>
+    </w:p>
+    <w:p>
+      <w:pPr>
+        <w:pStyle w:val="Normal"/>
+        <w:bidi w:val="0"/>
+        <w:jc w:val="start"/>
+        <w:rPr>
+          <w:b w:val="false"/>
+          <w:bCs w:val="false"/>
+          <w:sz w:val="32"/>
+          <w:szCs w:val="32"/>
+        </w:rPr>
+      </w:pPr>
+      <w:r>
+        <w:rPr>
+          <w:b w:val="false"/>
+          <w:bCs w:val="false"/>
+          <w:sz w:val="32"/>
+          <w:szCs w:val="32"/>
+        </w:rPr>
+      </w:r>
+    </w:p>
+    <w:p>
+      <w:pPr>
+        <w:pStyle w:val="Normal"/>
+        <w:bidi w:val="0"/>
+        <w:jc w:val="start"/>
+        <w:rPr>
+          <w:b w:val="false"/>
+          <w:bCs w:val="false"/>
+          <w:sz w:val="32"/>
+          <w:szCs w:val="32"/>
+        </w:rPr>
+      </w:pPr>
+      <w:r>
+        <w:rPr>
+          <w:b w:val="false"/>
+          <w:bCs w:val="false"/>
+          <w:sz w:val="32"/>
+          <w:szCs w:val="32"/>
+        </w:rPr>
+      </w:r>
+    </w:p>
+    <w:p>
+      <w:pPr>
+        <w:pStyle w:val="Normal"/>
+        <w:bidi w:val="0"/>
+        <w:jc w:val="start"/>
+        <w:rPr>
+          <w:b w:val="false"/>
+          <w:bCs w:val="false"/>
+          <w:sz w:val="32"/>
+          <w:szCs w:val="32"/>
+        </w:rPr>
+      </w:pPr>
+      <w:r>
+        <w:rPr>
+          <w:b w:val="false"/>
+          <w:bCs w:val="false"/>
+          <w:sz w:val="32"/>
+          <w:szCs w:val="32"/>
+        </w:rPr>
+      </w:r>
+    </w:p>
+    <w:p>
+      <w:pPr>
+        <w:pStyle w:val="Normal"/>
+        <w:bidi w:val="0"/>
+        <w:jc w:val="start"/>
+        <w:rPr>
+          <w:b w:val="false"/>
+          <w:bCs w:val="false"/>
+          <w:sz w:val="32"/>
+          <w:szCs w:val="32"/>
+        </w:rPr>
+      </w:pPr>
+      <w:r>
+        <w:rPr>
+          <w:b w:val="false"/>
+          <w:bCs w:val="false"/>
+          <w:sz w:val="32"/>
+          <w:szCs w:val="32"/>
+        </w:rPr>
+      </w:r>
+    </w:p>
+    <w:p>
+      <w:pPr>
+        <w:pStyle w:val="Normal"/>
+        <w:bidi w:val="0"/>
+        <w:jc w:val="start"/>
+        <w:rPr>
+          <w:b w:val="false"/>
+          <w:bCs w:val="false"/>
+          <w:sz w:val="32"/>
+          <w:szCs w:val="32"/>
+        </w:rPr>
+      </w:pPr>
+      <w:r>
+        <w:rPr>
+          <w:b w:val="false"/>
+          <w:bCs w:val="false"/>
+          <w:sz w:val="32"/>
+          <w:szCs w:val="32"/>
+        </w:rPr>
+      </w:r>
+    </w:p>
+    <w:p>
+      <w:pPr>
+        <w:pStyle w:val="Normal"/>
+        <w:bidi w:val="0"/>
+        <w:jc w:val="start"/>
+        <w:rPr>
+          <w:b w:val="false"/>
+          <w:bCs w:val="false"/>
+          <w:sz w:val="32"/>
+          <w:szCs w:val="32"/>
+        </w:rPr>
+      </w:pPr>
+      <w:r>
+        <w:rPr>
+          <w:b w:val="false"/>
+          <w:bCs w:val="false"/>
+          <w:sz w:val="32"/>
+          <w:szCs w:val="32"/>
+        </w:rPr>
+      </w:r>
+    </w:p>
+    <w:p>
+      <w:pPr>
+        <w:pStyle w:val="Normal"/>
+        <w:bidi w:val="0"/>
+        <w:jc w:val="start"/>
+        <w:rPr>
+          <w:b w:val="false"/>
+          <w:bCs w:val="false"/>
+          <w:sz w:val="32"/>
+          <w:szCs w:val="32"/>
+        </w:rPr>
+      </w:pPr>
+      <w:r>
+        <w:rPr>
+          <w:b w:val="false"/>
+          <w:bCs w:val="false"/>
+          <w:sz w:val="32"/>
+          <w:szCs w:val="32"/>
+        </w:rPr>
+      </w:r>
+    </w:p>
+    <w:p>
+      <w:pPr>
+        <w:pStyle w:val="Normal"/>
+        <w:bidi w:val="0"/>
+        <w:jc w:val="start"/>
+        <w:rPr>
+          <w:b w:val="false"/>
+          <w:bCs w:val="false"/>
+          <w:sz w:val="32"/>
+          <w:szCs w:val="32"/>
+        </w:rPr>
+      </w:pPr>
+      <w:r>
+        <w:rPr>
+          <w:b w:val="false"/>
+          <w:bCs w:val="false"/>
+          <w:sz w:val="32"/>
+          <w:szCs w:val="32"/>
+        </w:rPr>
+      </w:r>
+    </w:p>
+    <w:p>
+      <w:pPr>
+        <w:pStyle w:val="Normal"/>
+        <w:bidi w:val="0"/>
+        <w:jc w:val="start"/>
+        <w:rPr>
+          <w:b w:val="false"/>
+          <w:bCs w:val="false"/>
+          <w:sz w:val="32"/>
+          <w:szCs w:val="32"/>
+        </w:rPr>
+      </w:pPr>
+      <w:r>
+        <w:rPr>
+          <w:b w:val="false"/>
+          <w:bCs w:val="false"/>
+          <w:sz w:val="32"/>
+          <w:szCs w:val="32"/>
+        </w:rPr>
+      </w:r>
+    </w:p>
+    <w:p>
+      <w:pPr>
+        <w:pStyle w:val="Normal"/>
+        <w:bidi w:val="0"/>
+        <w:jc w:val="start"/>
+        <w:rPr>
+          <w:b w:val="false"/>
+          <w:bCs w:val="false"/>
+          <w:sz w:val="32"/>
+          <w:szCs w:val="32"/>
+        </w:rPr>
+      </w:pPr>
+      <w:r>
+        <w:rPr>
+          <w:b w:val="false"/>
+          <w:bCs w:val="false"/>
+          <w:sz w:val="32"/>
+          <w:szCs w:val="32"/>
+        </w:rPr>
+      </w:r>
+    </w:p>
+    <w:p>
+      <w:pPr>
+        <w:pStyle w:val="Normal"/>
+        <w:bidi w:val="0"/>
+        <w:jc w:val="start"/>
+        <w:rPr>
+          <w:b w:val="false"/>
+          <w:bCs w:val="false"/>
+          <w:sz w:val="32"/>
+          <w:szCs w:val="32"/>
+        </w:rPr>
+      </w:pPr>
+      <w:r>
+        <w:rPr>
+          <w:b w:val="false"/>
+          <w:bCs w:val="false"/>
+          <w:sz w:val="32"/>
+          <w:szCs w:val="32"/>
+        </w:rPr>
+      </w:r>
+    </w:p>
+    <w:p>
+      <w:pPr>
+        <w:pStyle w:val="Normal"/>
+        <w:bidi w:val="0"/>
+        <w:jc w:val="start"/>
+        <w:rPr>
+          <w:b w:val="false"/>
+          <w:bCs w:val="false"/>
+          <w:sz w:val="32"/>
+          <w:szCs w:val="32"/>
+        </w:rPr>
+      </w:pPr>
+      <w:r>
+        <w:rPr>
+          <w:b w:val="false"/>
+          <w:bCs w:val="false"/>
+          <w:sz w:val="32"/>
+          <w:szCs w:val="32"/>
+        </w:rPr>
+      </w:r>
+    </w:p>
+    <w:p>
+      <w:pPr>
+        <w:pStyle w:val="Normal"/>
+        <w:bidi w:val="0"/>
+        <w:jc w:val="start"/>
+        <w:rPr>
+          <w:b w:val="false"/>
+          <w:bCs w:val="false"/>
+          <w:sz w:val="32"/>
+          <w:szCs w:val="32"/>
+        </w:rPr>
+      </w:pPr>
+      <w:r>
+        <w:rPr>
+          <w:b w:val="false"/>
+          <w:bCs w:val="false"/>
+          <w:sz w:val="32"/>
+          <w:szCs w:val="32"/>
+        </w:rPr>
+      </w:r>
+    </w:p>
+    <w:p>
+      <w:pPr>
+        <w:pStyle w:val="Normal"/>
+        <w:bidi w:val="0"/>
+        <w:jc w:val="start"/>
+        <w:rPr>
+          <w:b w:val="false"/>
+          <w:bCs w:val="false"/>
+          <w:sz w:val="32"/>
+          <w:szCs w:val="32"/>
+        </w:rPr>
+      </w:pPr>
+      <w:r>
+        <w:rPr>
+          <w:b w:val="false"/>
+          <w:bCs w:val="false"/>
+          <w:sz w:val="32"/>
+          <w:szCs w:val="32"/>
+        </w:rPr>
+      </w:r>
+    </w:p>
+    <w:p>
+      <w:pPr>
+        <w:pStyle w:val="Normal"/>
+        <w:bidi w:val="0"/>
+        <w:jc w:val="start"/>
+        <w:rPr>
+          <w:b w:val="false"/>
+          <w:bCs w:val="false"/>
+          <w:sz w:val="32"/>
+          <w:szCs w:val="32"/>
+        </w:rPr>
+      </w:pPr>
+      <w:r>
+        <w:rPr>
+          <w:b w:val="false"/>
+          <w:bCs w:val="false"/>
+          <w:sz w:val="32"/>
+          <w:szCs w:val="32"/>
+        </w:rPr>
+      </w:r>
+    </w:p>
+    <w:p>
+      <w:pPr>
+        <w:pStyle w:val="Normal"/>
+        <w:bidi w:val="0"/>
+        <w:jc w:val="start"/>
+        <w:rPr>
+          <w:b w:val="false"/>
+          <w:bCs w:val="false"/>
+          <w:sz w:val="32"/>
+          <w:szCs w:val="32"/>
+        </w:rPr>
+      </w:pPr>
+      <w:r>
+        <w:rPr>
+          <w:b w:val="false"/>
+          <w:bCs w:val="false"/>
+          <w:sz w:val="32"/>
+          <w:szCs w:val="32"/>
+        </w:rPr>
+      </w:r>
+    </w:p>
+    <w:p>
+      <w:pPr>
+        <w:pStyle w:val="Normal"/>
+        <w:bidi w:val="0"/>
+        <w:jc w:val="start"/>
+        <w:rPr>
+          <w:b w:val="false"/>
+          <w:bCs w:val="false"/>
+          <w:sz w:val="32"/>
+          <w:szCs w:val="32"/>
+        </w:rPr>
+      </w:pPr>
+      <w:r>
+        <w:rPr>
+          <w:b w:val="false"/>
+          <w:bCs w:val="false"/>
+          <w:sz w:val="32"/>
+          <w:szCs w:val="32"/>
+        </w:rPr>
+      </w:r>
+    </w:p>
+    <w:p>
+      <w:pPr>
+        <w:pStyle w:val="Normal"/>
+        <w:bidi w:val="0"/>
+        <w:jc w:val="start"/>
+        <w:rPr>
+          <w:b w:val="false"/>
+          <w:bCs w:val="false"/>
+          <w:sz w:val="32"/>
+          <w:szCs w:val="32"/>
+        </w:rPr>
+      </w:pPr>
+      <w:r>
+        <w:rPr>
+          <w:b w:val="false"/>
+          <w:bCs w:val="false"/>
+          <w:sz w:val="32"/>
+          <w:szCs w:val="32"/>
+        </w:rPr>
+      </w:r>
+    </w:p>
+    <w:p>
+      <w:pPr>
+        <w:pStyle w:val="Normal"/>
+        <w:bidi w:val="0"/>
+        <w:jc w:val="start"/>
+        <w:rPr>
+          <w:b w:val="false"/>
+          <w:bCs w:val="false"/>
+          <w:sz w:val="32"/>
+          <w:szCs w:val="32"/>
+        </w:rPr>
+      </w:pPr>
+      <w:r>
+        <w:rPr>
+          <w:b w:val="false"/>
+          <w:bCs w:val="false"/>
+          <w:sz w:val="32"/>
+          <w:szCs w:val="32"/>
+        </w:rPr>
+      </w:r>
+    </w:p>
+    <w:p>
+      <w:pPr>
+        <w:pStyle w:val="Normal"/>
+        <w:bidi w:val="0"/>
+        <w:jc w:val="start"/>
+        <w:rPr>
+          <w:b w:val="false"/>
+          <w:bCs w:val="false"/>
+          <w:sz w:val="32"/>
+          <w:szCs w:val="32"/>
+        </w:rPr>
+      </w:pPr>
+      <w:r>
+        <w:rPr>
+          <w:b w:val="false"/>
+          <w:bCs w:val="false"/>
+          <w:sz w:val="32"/>
+          <w:szCs w:val="32"/>
+        </w:rPr>
+      </w:r>
+    </w:p>
+    <w:p>
+      <w:pPr>
+        <w:pStyle w:val="Normal"/>
+        <w:bidi w:val="0"/>
+        <w:jc w:val="start"/>
+        <w:rPr>
+          <w:b w:val="false"/>
+          <w:bCs w:val="false"/>
+          <w:sz w:val="32"/>
+          <w:szCs w:val="32"/>
+        </w:rPr>
+      </w:pPr>
+      <w:r>
+        <w:rPr>
+          <w:b w:val="false"/>
+          <w:bCs w:val="false"/>
+          <w:sz w:val="32"/>
+          <w:szCs w:val="32"/>
+        </w:rPr>
+      </w:r>
+    </w:p>
+    <w:p>
+      <w:pPr>
+        <w:pStyle w:val="Normal"/>
+        <w:bidi w:val="0"/>
+        <w:jc w:val="start"/>
+        <w:rPr>
+          <w:b w:val="false"/>
+          <w:bCs w:val="false"/>
+          <w:sz w:val="32"/>
+          <w:szCs w:val="32"/>
+        </w:rPr>
+      </w:pPr>
+      <w:r>
+        <w:rPr>
+          <w:b w:val="false"/>
+          <w:bCs w:val="false"/>
+          <w:sz w:val="32"/>
+          <w:szCs w:val="32"/>
+        </w:rPr>
+      </w:r>
+    </w:p>
+    <w:p>
+      <w:pPr>
+        <w:pStyle w:val="Normal"/>
+        <w:bidi w:val="0"/>
+        <w:jc w:val="start"/>
+        <w:rPr>
+          <w:b w:val="false"/>
+          <w:bCs w:val="false"/>
+          <w:sz w:val="32"/>
+          <w:szCs w:val="32"/>
+        </w:rPr>
+      </w:pPr>
+      <w:r>
+        <w:rPr>
+          <w:b w:val="false"/>
+          <w:bCs w:val="false"/>
+          <w:sz w:val="32"/>
+          <w:szCs w:val="32"/>
+        </w:rPr>
+      </w:r>
+    </w:p>
+    <w:p>
+      <w:pPr>
+        <w:pStyle w:val="Normal"/>
+        <w:bidi w:val="0"/>
+        <w:jc w:val="start"/>
+        <w:rPr>
+          <w:b w:val="false"/>
+          <w:bCs w:val="false"/>
+          <w:sz w:val="32"/>
+          <w:szCs w:val="32"/>
+        </w:rPr>
+      </w:pPr>
+      <w:r>
+        <w:rPr>
+          <w:b w:val="false"/>
+          <w:bCs w:val="false"/>
+          <w:sz w:val="32"/>
+          <w:szCs w:val="32"/>
+        </w:rPr>
+      </w:r>
+    </w:p>
+    <w:p>
+      <w:pPr>
+        <w:pStyle w:val="Normal"/>
+        <w:bidi w:val="0"/>
+        <w:jc w:val="start"/>
+        <w:rPr>
+          <w:b w:val="false"/>
+          <w:bCs w:val="false"/>
+          <w:sz w:val="32"/>
+          <w:szCs w:val="32"/>
+        </w:rPr>
+      </w:pPr>
+      <w:r>
+        <w:rPr>
+          <w:b w:val="false"/>
+          <w:bCs w:val="false"/>
+          <w:sz w:val="32"/>
+          <w:szCs w:val="32"/>
+        </w:rPr>
+      </w:r>
+    </w:p>
+    <w:p>
+      <w:pPr>
+        <w:pStyle w:val="Normal"/>
+        <w:bidi w:val="0"/>
+        <w:jc w:val="start"/>
+        <w:rPr>
+          <w:b w:val="false"/>
+          <w:bCs w:val="false"/>
+          <w:sz w:val="32"/>
+          <w:szCs w:val="32"/>
+        </w:rPr>
+      </w:pPr>
+      <w:r>
+        <w:rPr>
+          <w:b w:val="false"/>
+          <w:bCs w:val="false"/>
+          <w:sz w:val="32"/>
+          <w:szCs w:val="32"/>
+        </w:rPr>
+      </w:r>
+    </w:p>
+    <w:p>
+      <w:pPr>
+        <w:pStyle w:val="Normal"/>
+        <w:bidi w:val="0"/>
+        <w:jc w:val="start"/>
+        <w:rPr>
+          <w:b w:val="false"/>
+          <w:bCs w:val="false"/>
+          <w:sz w:val="32"/>
+          <w:szCs w:val="32"/>
+        </w:rPr>
+      </w:pPr>
+      <w:r>
+        <w:rPr>
+          <w:b w:val="false"/>
+          <w:bCs w:val="false"/>
+          <w:sz w:val="32"/>
+          <w:szCs w:val="32"/>
+        </w:rPr>
+      </w:r>
+    </w:p>
+    <w:p>
+      <w:pPr>
+        <w:pStyle w:val="Normal"/>
+        <w:bidi w:val="0"/>
+        <w:jc w:val="start"/>
+        <w:rPr>
+          <w:b w:val="false"/>
+          <w:bCs w:val="false"/>
+          <w:sz w:val="32"/>
+          <w:szCs w:val="32"/>
+        </w:rPr>
+      </w:pPr>
+      <w:r>
+        <w:rPr>
+          <w:b w:val="false"/>
+          <w:bCs w:val="false"/>
+          <w:sz w:val="32"/>
+          <w:szCs w:val="32"/>
+        </w:rPr>
+      </w:r>
+    </w:p>
+    <w:p>
+      <w:pPr>
+        <w:pStyle w:val="Normal"/>
+        <w:bidi w:val="0"/>
+        <w:jc w:val="start"/>
+        <w:rPr>
+          <w:b w:val="false"/>
+          <w:bCs w:val="false"/>
+          <w:sz w:val="32"/>
+          <w:szCs w:val="32"/>
+        </w:rPr>
+      </w:pPr>
+      <w:r>
+        <w:rPr>
+          <w:b w:val="false"/>
+          <w:bCs w:val="false"/>
+          <w:sz w:val="32"/>
+          <w:szCs w:val="32"/>
+        </w:rPr>
+        <w:t>TRACCIA ESERCIZIO FACOLTATIVO:</w:t>
+      </w:r>
+    </w:p>
+    <w:p>
+      <w:pPr>
+        <w:pStyle w:val="Normal"/>
+        <w:bidi w:val="0"/>
+        <w:jc w:val="start"/>
+        <w:rPr>
+          <w:b w:val="false"/>
+          <w:bCs w:val="false"/>
+          <w:sz w:val="32"/>
+          <w:szCs w:val="32"/>
+        </w:rPr>
+      </w:pPr>
+      <w:r>
+        <w:rPr>
+          <w:b w:val="false"/>
+          <w:bCs w:val="false"/>
+          <w:sz w:val="32"/>
+          <w:szCs w:val="32"/>
+        </w:rPr>
+      </w:r>
+    </w:p>
+    <w:p>
+      <w:pPr>
+        <w:pStyle w:val="Normal"/>
+        <w:bidi w:val="0"/>
+        <w:jc w:val="start"/>
+        <w:rPr>
+          <w:b w:val="false"/>
+          <w:bCs w:val="false"/>
+          <w:sz w:val="32"/>
+          <w:szCs w:val="32"/>
+        </w:rPr>
+      </w:pPr>
+      <w:r>
+        <w:rPr>
+          <w:b w:val="false"/>
+          <w:bCs w:val="false"/>
+          <w:sz w:val="32"/>
+          <w:szCs w:val="32"/>
+        </w:rPr>
+        <w:drawing>
+          <wp:anchor behindDoc="0" distT="0" distB="0" distL="0" distR="0" simplePos="0" locked="0" layoutInCell="0" allowOverlap="1" relativeHeight="15">
+            <wp:simplePos x="0" y="0"/>
+            <wp:positionH relativeFrom="column">
+              <wp:align>center</wp:align>
+            </wp:positionH>
+            <wp:positionV relativeFrom="paragraph">
+              <wp:posOffset>635</wp:posOffset>
+            </wp:positionV>
+            <wp:extent cx="6120130" cy="2955925"/>
+            <wp:effectExtent l="0" t="0" r="0" b="0"/>
+            <wp:wrapSquare wrapText="largest"/>
+            <wp:docPr id="14" name="Immagine14" descr="" title=""/>
+            <wp:cNvGraphicFramePr>
+              <a:graphicFrameLocks xmlns:a="http://schemas.openxmlformats.org/drawingml/2006/main" noChangeAspect="1"/>
+            </wp:cNvGraphicFramePr>
+            <a:graphic xmlns:a="http://schemas.openxmlformats.org/drawingml/2006/main">
+              <a:graphicData uri="http://schemas.openxmlformats.org/drawingml/2006/picture">
+                <pic:pic xmlns:pic="http://schemas.openxmlformats.org/drawingml/2006/picture">
+                  <pic:nvPicPr>
+                    <pic:cNvPr id="14" name="Immagine14" descr="" title=""/>
+                    <pic:cNvPicPr>
+                      <a:picLocks noChangeAspect="1" noChangeArrowheads="1"/>
+                    </pic:cNvPicPr>
+                  </pic:nvPicPr>
+                  <pic:blipFill>
+                    <a:blip r:embed="rId15"/>
+                    <a:stretch>
+                      <a:fillRect/>
+                    </a:stretch>
+                  </pic:blipFill>
+                  <pic:spPr bwMode="auto">
+                    <a:xfrm>
+                      <a:off x="0" y="0"/>
+                      <a:ext cx="6120130" cy="2955925"/>
+                    </a:xfrm>
+                    <a:prstGeom prst="rect">
+                      <a:avLst/>
+                    </a:prstGeom>
+                    <a:noFill/>
+                  </pic:spPr>
+                </pic:pic>
+              </a:graphicData>
+            </a:graphic>
+          </wp:anchor>
+        </w:drawing>
+      </w:r>
+    </w:p>
+    <w:p>
+      <w:pPr>
+        <w:pStyle w:val="Normal"/>
+        <w:bidi w:val="0"/>
+        <w:jc w:val="start"/>
+        <w:rPr>
+          <w:b w:val="false"/>
+          <w:bCs w:val="false"/>
+          <w:sz w:val="32"/>
+          <w:szCs w:val="32"/>
+        </w:rPr>
+      </w:pPr>
+      <w:r>
+        <w:rPr>
+          <w:b w:val="false"/>
+          <w:bCs w:val="false"/>
+          <w:sz w:val="32"/>
+          <w:szCs w:val="32"/>
+        </w:rPr>
+        <w:t>SVOLGIMENTO:</w:t>
+      </w:r>
+    </w:p>
+    <w:p>
+      <w:pPr>
+        <w:pStyle w:val="Normal"/>
+        <w:bidi w:val="0"/>
+        <w:jc w:val="start"/>
+        <w:rPr>
+          <w:b w:val="false"/>
+          <w:bCs w:val="false"/>
+          <w:sz w:val="32"/>
+          <w:szCs w:val="32"/>
+        </w:rPr>
+      </w:pPr>
+      <w:r>
+        <w:rPr>
+          <w:b w:val="false"/>
+          <w:bCs w:val="false"/>
+          <w:sz w:val="32"/>
+          <w:szCs w:val="32"/>
+        </w:rPr>
+      </w:r>
+    </w:p>
+    <w:p>
+      <w:pPr>
+        <w:pStyle w:val="Normal"/>
+        <w:bidi w:val="0"/>
+        <w:jc w:val="start"/>
+        <w:rPr>
+          <w:b w:val="false"/>
+          <w:bCs w:val="false"/>
+          <w:sz w:val="32"/>
+          <w:szCs w:val="32"/>
+        </w:rPr>
+      </w:pPr>
+      <w:r>
+        <w:rPr>
+          <w:b w:val="false"/>
+          <w:bCs w:val="false"/>
+          <w:sz w:val="32"/>
+          <w:szCs w:val="32"/>
+        </w:rPr>
+        <w:t>Dopo aver analizzato il codice dell’exploit col comando edit, chiudiamo la sessione e aprendo un nuovo terminale provo a riprodurre l’exploit utilizzando telnet e nc.</w:t>
+      </w:r>
+    </w:p>
+    <w:p>
+      <w:pPr>
+        <w:pStyle w:val="Normal"/>
+        <w:bidi w:val="0"/>
+        <w:jc w:val="start"/>
+        <w:rPr>
+          <w:b w:val="false"/>
+          <w:bCs w:val="false"/>
+          <w:sz w:val="32"/>
+          <w:szCs w:val="32"/>
+        </w:rPr>
+      </w:pPr>
+      <w:r>
+        <w:rPr>
+          <w:b w:val="false"/>
+          <w:bCs w:val="false"/>
+          <w:sz w:val="32"/>
+          <w:szCs w:val="32"/>
+        </w:rPr>
+        <w:t>Dopo aver lanciato telnet ci chiede di inserire user e pass, vedendo sull’edit dell’expolit ci dice di inserire un user tra 1 e 6 caratteri che si chiuda con la sinstassi :).</w:t>
+      </w:r>
+    </w:p>
+    <w:p>
+      <w:pPr>
+        <w:pStyle w:val="Normal"/>
+        <w:bidi w:val="0"/>
+        <w:jc w:val="start"/>
+        <w:rPr>
+          <w:b w:val="false"/>
+          <w:bCs w:val="false"/>
+          <w:sz w:val="32"/>
+          <w:szCs w:val="32"/>
+        </w:rPr>
+      </w:pPr>
+      <w:r>
+        <w:rPr>
+          <w:b w:val="false"/>
+          <w:bCs w:val="false"/>
+          <w:sz w:val="32"/>
+          <w:szCs w:val="32"/>
+        </w:rPr>
+        <w:t>quindi lancio telnet e inserisco user e pass come da procedura, successivamente lanciando nc sull’ip della metasploit sulla porta 6200 (indicata sempre nell’edit dell’exploit) riusciamo a prendere la shell del target.</w:t>
+      </w:r>
+    </w:p>
+    <w:p>
+      <w:pPr>
+        <w:pStyle w:val="Normal"/>
+        <w:bidi w:val="0"/>
+        <w:jc w:val="start"/>
+        <w:rPr>
+          <w:b w:val="false"/>
+          <w:bCs w:val="false"/>
+          <w:sz w:val="32"/>
+          <w:szCs w:val="32"/>
+        </w:rPr>
+      </w:pPr>
+      <w:r>
+        <w:rPr>
+          <w:b w:val="false"/>
+          <w:bCs w:val="false"/>
+          <w:sz w:val="32"/>
+          <w:szCs w:val="32"/>
+        </w:rPr>
+        <w:drawing>
+          <wp:anchor behindDoc="0" distT="0" distB="0" distL="0" distR="0" simplePos="0" locked="0" layoutInCell="0" allowOverlap="1" relativeHeight="16">
+            <wp:simplePos x="0" y="0"/>
+            <wp:positionH relativeFrom="column">
+              <wp:posOffset>27305</wp:posOffset>
+            </wp:positionH>
+            <wp:positionV relativeFrom="paragraph">
+              <wp:posOffset>83820</wp:posOffset>
+            </wp:positionV>
+            <wp:extent cx="2407920" cy="1394460"/>
+            <wp:effectExtent l="0" t="0" r="0" b="0"/>
+            <wp:wrapSquare wrapText="largest"/>
+            <wp:docPr id="15" name="Immagine15" descr="" title=""/>
+            <wp:cNvGraphicFramePr>
+              <a:graphicFrameLocks xmlns:a="http://schemas.openxmlformats.org/drawingml/2006/main" noChangeAspect="1"/>
+            </wp:cNvGraphicFramePr>
+            <a:graphic xmlns:a="http://schemas.openxmlformats.org/drawingml/2006/main">
+              <a:graphicData uri="http://schemas.openxmlformats.org/drawingml/2006/picture">
+                <pic:pic xmlns:pic="http://schemas.openxmlformats.org/drawingml/2006/picture">
+                  <pic:nvPicPr>
+                    <pic:cNvPr id="15" name="Immagine15" descr="" title=""/>
+                    <pic:cNvPicPr>
+                      <a:picLocks noChangeAspect="1" noChangeArrowheads="1"/>
+                    </pic:cNvPicPr>
+                  </pic:nvPicPr>
+                  <pic:blipFill>
+                    <a:blip r:embed="rId16"/>
+                    <a:stretch>
+                      <a:fillRect/>
+                    </a:stretch>
+                  </pic:blipFill>
+                  <pic:spPr bwMode="auto">
+                    <a:xfrm>
+                      <a:off x="0" y="0"/>
+                      <a:ext cx="2407920" cy="1394460"/>
+                    </a:xfrm>
+                    <a:prstGeom prst="rect">
+                      <a:avLst/>
+                    </a:prstGeom>
+                    <a:noFill/>
+                  </pic:spPr>
+                </pic:pic>
+              </a:graphicData>
+            </a:graphic>
+          </wp:anchor>
+        </w:drawing>
+      </w:r>
+    </w:p>
+    <w:p>
+      <w:pPr>
+        <w:pStyle w:val="Normal"/>
+        <w:bidi w:val="0"/>
+        <w:jc w:val="start"/>
+        <w:rPr>
+          <w:b w:val="false"/>
+          <w:bCs w:val="false"/>
+          <w:sz w:val="32"/>
+          <w:szCs w:val="32"/>
+        </w:rPr>
+      </w:pPr>
+      <w:r>
+        <w:rPr>
+          <w:b w:val="false"/>
+          <w:bCs w:val="false"/>
+          <w:sz w:val="32"/>
+          <w:szCs w:val="32"/>
+        </w:rPr>
+      </w:r>
+    </w:p>
+    <w:p>
+      <w:pPr>
+        <w:pStyle w:val="Normal"/>
+        <w:bidi w:val="0"/>
+        <w:jc w:val="start"/>
+        <w:rPr>
+          <w:b w:val="false"/>
+          <w:bCs w:val="false"/>
+          <w:sz w:val="32"/>
+          <w:szCs w:val="32"/>
+        </w:rPr>
+      </w:pPr>
+      <w:r>
+        <w:rPr>
+          <w:b w:val="false"/>
+          <w:bCs w:val="false"/>
+          <w:sz w:val="32"/>
+          <w:szCs w:val="32"/>
+        </w:rPr>
+      </w:r>
+    </w:p>
+    <w:p>
+      <w:pPr>
+        <w:pStyle w:val="Normal"/>
+        <w:bidi w:val="0"/>
+        <w:jc w:val="start"/>
+        <w:rPr>
+          <w:b w:val="false"/>
+          <w:bCs w:val="false"/>
+          <w:sz w:val="32"/>
+          <w:szCs w:val="32"/>
+        </w:rPr>
+      </w:pPr>
+      <w:r>
+        <w:rPr>
+          <w:b w:val="false"/>
+          <w:bCs w:val="false"/>
+          <w:sz w:val="32"/>
+          <w:szCs w:val="32"/>
+        </w:rPr>
+      </w:r>
+    </w:p>
+    <w:p>
+      <w:pPr>
+        <w:pStyle w:val="Normal"/>
+        <w:bidi w:val="0"/>
+        <w:jc w:val="start"/>
+        <w:rPr>
+          <w:b w:val="false"/>
+          <w:bCs w:val="false"/>
+          <w:sz w:val="32"/>
+          <w:szCs w:val="32"/>
+        </w:rPr>
+      </w:pPr>
+      <w:r>
+        <w:rPr>
+          <w:b w:val="false"/>
+          <w:bCs w:val="false"/>
+          <w:sz w:val="32"/>
+          <w:szCs w:val="32"/>
+        </w:rPr>
+      </w:r>
+    </w:p>
+    <w:p>
+      <w:pPr>
+        <w:pStyle w:val="Normal"/>
+        <w:bidi w:val="0"/>
+        <w:jc w:val="start"/>
+        <w:rPr>
+          <w:b w:val="false"/>
+          <w:bCs w:val="false"/>
+          <w:sz w:val="32"/>
+          <w:szCs w:val="32"/>
+        </w:rPr>
+      </w:pPr>
+      <w:r>
+        <w:rPr>
+          <w:b w:val="false"/>
+          <w:bCs w:val="false"/>
+          <w:sz w:val="32"/>
+          <w:szCs w:val="32"/>
+        </w:rPr>
+      </w:r>
+    </w:p>
+    <w:p>
+      <w:pPr>
+        <w:pStyle w:val="Normal"/>
+        <w:bidi w:val="0"/>
+        <w:jc w:val="start"/>
+        <w:rPr>
+          <w:b w:val="false"/>
+          <w:bCs w:val="false"/>
+          <w:sz w:val="32"/>
+          <w:szCs w:val="32"/>
+        </w:rPr>
+      </w:pPr>
+      <w:r>
+        <w:rPr>
+          <w:b w:val="false"/>
+          <w:bCs w:val="false"/>
+          <w:sz w:val="32"/>
+          <w:szCs w:val="32"/>
+        </w:rPr>
+      </w:r>
+    </w:p>
+    <w:p>
+      <w:pPr>
+        <w:pStyle w:val="Normal"/>
+        <w:bidi w:val="0"/>
+        <w:jc w:val="start"/>
+        <w:rPr>
+          <w:b w:val="false"/>
+          <w:bCs w:val="false"/>
+          <w:sz w:val="32"/>
+          <w:szCs w:val="32"/>
+        </w:rPr>
+      </w:pPr>
+      <w:r>
+        <w:rPr>
+          <w:b w:val="false"/>
+          <w:bCs w:val="false"/>
+          <w:sz w:val="32"/>
+          <w:szCs w:val="32"/>
+        </w:rPr>
+        <w:drawing>
+          <wp:anchor behindDoc="0" distT="0" distB="0" distL="0" distR="0" simplePos="0" locked="0" layoutInCell="0" allowOverlap="1" relativeHeight="17">
+            <wp:simplePos x="0" y="0"/>
+            <wp:positionH relativeFrom="column">
+              <wp:posOffset>3018155</wp:posOffset>
+            </wp:positionH>
+            <wp:positionV relativeFrom="paragraph">
+              <wp:posOffset>-198120</wp:posOffset>
+            </wp:positionV>
+            <wp:extent cx="2537460" cy="2587625"/>
+            <wp:effectExtent l="0" t="0" r="0" b="0"/>
+            <wp:wrapSquare wrapText="largest"/>
+            <wp:docPr id="16" name="Immagine16" descr="" title=""/>
+            <wp:cNvGraphicFramePr>
+              <a:graphicFrameLocks xmlns:a="http://schemas.openxmlformats.org/drawingml/2006/main" noChangeAspect="1"/>
+            </wp:cNvGraphicFramePr>
+            <a:graphic xmlns:a="http://schemas.openxmlformats.org/drawingml/2006/main">
+              <a:graphicData uri="http://schemas.openxmlformats.org/drawingml/2006/picture">
+                <pic:pic xmlns:pic="http://schemas.openxmlformats.org/drawingml/2006/picture">
+                  <pic:nvPicPr>
+                    <pic:cNvPr id="16" name="Immagine16" descr="" title=""/>
+                    <pic:cNvPicPr>
+                      <a:picLocks noChangeAspect="1" noChangeArrowheads="1"/>
+                    </pic:cNvPicPr>
+                  </pic:nvPicPr>
+                  <pic:blipFill>
+                    <a:blip r:embed="rId17"/>
+                    <a:stretch>
+                      <a:fillRect/>
+                    </a:stretch>
+                  </pic:blipFill>
+                  <pic:spPr bwMode="auto">
+                    <a:xfrm>
+                      <a:off x="0" y="0"/>
+                      <a:ext cx="2537460" cy="2587625"/>
+                    </a:xfrm>
+                    <a:prstGeom prst="rect">
+                      <a:avLst/>
+                    </a:prstGeom>
+                    <a:noFill/>
+                  </pic:spPr>
+                </pic:pic>
+              </a:graphicData>
+            </a:graphic>
+          </wp:anchor>
+        </w:drawing>
+      </w:r>
+    </w:p>
     <w:sectPr>
       <w:type w:val="nextPage"/>
       <w:pgSz w:w="11906" w:h="16838"/>
@@ -2026,6 +3219,7 @@
       <w:pgNumType w:fmt="decimal"/>
       <w:formProt w:val="false"/>
       <w:textDirection w:val="lrTb"/>
+      <w:docGrid w:type="default" w:linePitch="100" w:charSpace="0"/>
     </w:sectPr>
   </w:body>
 </w:document>
@@ -2045,7 +3239,6 @@
     </w:rPrDefault>
     <w:pPrDefault>
       <w:pPr>
-        <w:widowControl/>
         <w:suppressAutoHyphens w:val="true"/>
       </w:pPr>
     </w:pPrDefault>
@@ -2055,7 +3248,10 @@
     <w:qFormat/>
     <w:pPr>
       <w:widowControl/>
+      <w:suppressAutoHyphens w:val="true"/>
       <w:bidi w:val="0"/>
+      <w:spacing w:before="0" w:after="0"/>
+      <w:jc w:val="start"/>
     </w:pPr>
     <w:rPr>
       <w:rFonts w:ascii="Liberation Serif" w:hAnsi="Liberation Serif" w:eastAsia="NSimSun" w:cs="Lucida Sans"/>
@@ -2115,6 +3311,32 @@
   </w:style>
   <w:style w:type="paragraph" w:styleId="Indice">
     <w:name w:val="Indice"/>
+    <w:basedOn w:val="Normal"/>
+    <w:qFormat/>
+    <w:pPr>
+      <w:suppressLineNumbers/>
+    </w:pPr>
+    <w:rPr>
+      <w:rFonts w:cs="Lucida Sans"/>
+    </w:rPr>
+  </w:style>
+  <w:style w:type="paragraph" w:styleId="Titolouser">
+    <w:name w:val="Titolo (user)"/>
+    <w:basedOn w:val="Normal"/>
+    <w:next w:val="BodyText"/>
+    <w:qFormat/>
+    <w:pPr>
+      <w:keepNext w:val="true"/>
+      <w:spacing w:before="240" w:after="120"/>
+    </w:pPr>
+    <w:rPr>
+      <w:rFonts w:ascii="Liberation Sans" w:hAnsi="Liberation Sans" w:eastAsia="Microsoft YaHei" w:cs="Lucida Sans"/>
+      <w:sz w:val="28"/>
+      <w:szCs w:val="28"/>
+    </w:rPr>
+  </w:style>
+  <w:style w:type="paragraph" w:styleId="Indiceuser">
+    <w:name w:val="Indice (user)"/>
     <w:basedOn w:val="Normal"/>
     <w:qFormat/>
     <w:pPr>
